--- a/Resources/AntibiogramStCloud.docx
+++ b/Resources/AntibiogramStCloud.docx
@@ -1,6 +1,7 @@
 
 <file path=word/document.xml><?xml version="1.0" encoding="utf-8"?>
-<w:document xmlns:wpc="http://schemas.microsoft.com/office/word/2010/wordprocessingCanvas" xmlns:cx="http://schemas.microsoft.com/office/drawing/2014/chartex" xmlns:cx1="http://schemas.microsoft.com/office/drawing/2015/9/8/chartex" xmlns:cx2="http://schemas.microsoft.com/office/drawing/2015/10/21/chartex" xmlns:cx3="http://schemas.microsoft.com/office/drawing/2016/5/9/chartex" xmlns:cx4="http://schemas.microsoft.com/office/drawing/2016/5/10/chartex" xmlns:cx5="http://schemas.microsoft.com/office/drawing/2016/5/11/chartex" xmlns:cx6="http://schemas.microsoft.com/office/drawing/2016/5/12/chartex" xmlns:cx7="http://schemas.microsoft.com/office/drawing/2016/5/13/chartex" xmlns:cx8="http://schemas.microsoft.com/office/drawing/2016/5/14/chartex" xmlns:mc="http://schemas.openxmlformats.org/markup-compatibility/2006" xmlns:aink="http://schemas.microsoft.com/office/drawing/2016/ink" xmlns:am3d="http://schemas.microsoft.com/office/drawing/2017/model3d" xmlns:o="urn:schemas-microsoft-com:office:office" xmlns:oel="http://schemas.microsoft.com/office/2019/extlst" xmlns:r="http://schemas.openxmlformats.org/officeDocument/2006/relationships" xmlns:m="http://schemas.openxmlformats.org/officeDocument/2006/math" xmlns:v="urn:schemas-microsoft-com:vml" xmlns:wp14="http://schemas.microsoft.com/office/word/2010/wordprocessingDrawing" xmlns:wp="http://schemas.openxmlformats.org/drawingml/2006/wordprocessingDrawing" xmlns:w10="urn:schemas-microsoft-com:office:word" xmlns:w="http://schemas.openxmlformats.org/wordprocessingml/2006/main" xmlns:w14="http://schemas.microsoft.com/office/word/2010/wordml" xmlns:w15="http://schemas.microsoft.com/office/word/2012/wordml" xmlns:w16cex="http://schemas.microsoft.com/office/word/2018/wordml/cex" xmlns:w16cid="http://schemas.microsoft.com/office/word/2016/wordml/cid" xmlns:w16="http://schemas.microsoft.com/office/word/2018/wordml" xmlns:w16sdtdh="http://schemas.microsoft.com/office/word/2020/wordml/sdtdatahash" xmlns:w16se="http://schemas.microsoft.com/office/word/2015/wordml/symex" xmlns:wpg="http://schemas.microsoft.com/office/word/2010/wordprocessingGroup" xmlns:wpi="http://schemas.microsoft.com/office/word/2010/wordprocessingInk" xmlns:wne="http://schemas.microsoft.com/office/word/2006/wordml" xmlns:wps="http://schemas.microsoft.com/office/word/2010/wordprocessingShape" mc:Ignorable="w14 w15 w16se w16cid w16 w16cex w16sdtdh wp14">
+<w:document xmlns:wpc="http://schemas.microsoft.com/office/word/2010/wordprocessingCanvas" xmlns:cx="http://schemas.microsoft.com/office/drawing/2014/chartex" xmlns:cx1="http://schemas.microsoft.com/office/drawing/2015/9/8/chartex" xmlns:cx2="http://schemas.microsoft.com/office/drawing/2015/10/21/chartex" xmlns:cx3="http://schemas.microsoft.com/office/drawing/2016/5/9/chartex" xmlns:cx4="http://schemas.microsoft.com/office/drawing/2016/5/10/chartex" xmlns:cx5="http://schemas.microsoft.com/office/drawing/2016/5/11/chartex" xmlns:cx6="http://schemas.microsoft.com/office/drawing/2016/5/12/chartex" xmlns:cx7="http://schemas.microsoft.com/office/drawing/2016/5/13/chartex" xmlns:cx8="http://schemas.microsoft.com/office/drawing/2016/5/14/chartex" xmlns:mc="http://schemas.openxmlformats.org/markup-compatibility/2006" xmlns:aink="http://schemas.microsoft.com/office/drawing/2016/ink" xmlns:am3d="http://schemas.microsoft.com/office/drawing/2017/model3d" xmlns:o="urn:schemas-microsoft-com:office:office" xmlns:oel="http://schemas.microsoft.com/office/2019/extlst" xmlns:r="http://schemas.openxmlformats.org/officeDocument/2006/relationships" xmlns:m="http://schemas.openxmlformats.org/officeDocument/2006/math" xmlns:v="urn:schemas-microsoft-com:vml" xmlns:wp14="http://schemas.microsoft.com/office/word/2010/wordprocessingDrawing" xmlns:wp="http://schemas.openxmlformats.org/drawingml/2006/wordprocessingDrawing" xmlns:w10="urn:schemas-microsoft-com:office:word" xmlns:w="http://schemas.openxmlformats.org/wordprocessingml/2006/main" xmlns:w14="http://schemas.microsoft.com/office/word/2010/wordml" xmlns:w15="http://schemas.microsoft.com/office/word/2012/wordml" xmlns:w16cex="http://schemas.microsoft.com/office/word/2018/wordml/cex" xmlns:w16cid="http://schemas.microsoft.com/office/word/2016/wordml/cid" xmlns:w16="http://schemas.microsoft.com/office/word/2018/wordml" xmlns:w16du="http://schemas.microsoft.com/office/word/2023/wordml/word16du" xmlns:w16sdtdh="http://schemas.microsoft.com/office/word/2020/wordml/sdtdatahash" xmlns:w16sdtfl="http://schemas.microsoft.com/office/word/2024/wordml/sdtformatlock" xmlns:w16se="http://schemas.microsoft.com/office/word/2015/wordml/symex" xmlns:wpg="http://schemas.microsoft.com/office/word/2010/wordprocessingGroup" xmlns:wpi="http://schemas.microsoft.com/office/word/2010/wordprocessingInk" xmlns:wne="http://schemas.microsoft.com/office/word/2006/wordml" xmlns:wps="http://schemas.microsoft.com/office/word/2010/wordprocessingShape" mc:Ignorable="w14 w15 w16se w16cid w16 w16cex w16sdtdh w16sdtfl w16du wp14">
+  <w:background w:color="FFFFFF" w:themeColor="background1"/>
   <w:body>
     <w:p>
       <w:r>
@@ -8,10 +9,10 @@
           <w:noProof/>
         </w:rPr>
         <w:drawing>
-          <wp:inline distT="0" distB="0" distL="0" distR="0" wp14:anchorId="662C3269" wp14:editId="34B70DE0">
-            <wp:extent cx="6124575" cy="4291129"/>
-            <wp:effectExtent l="0" t="0" r="0" b="0"/>
-            <wp:docPr id="1992150429" name="Picture 1"/>
+          <wp:inline distT="0" distB="0" distL="0" distR="0" wp14:anchorId="601B6CD9" wp14:editId="2CD3AFC3">
+            <wp:extent cx="5943600" cy="4371975"/>
+            <wp:effectExtent l="0" t="0" r="0" b="9525"/>
+            <wp:docPr id="155249002" name="Picture 1"/>
             <wp:cNvGraphicFramePr>
               <a:graphicFrameLocks xmlns:a="http://schemas.openxmlformats.org/drawingml/2006/main" noChangeAspect="1"/>
             </wp:cNvGraphicFramePr>
@@ -25,7 +26,7 @@
                     </pic:cNvPicPr>
                   </pic:nvPicPr>
                   <pic:blipFill>
-                    <a:blip r:embed="rId6">
+                    <a:blip r:embed="rId4">
                       <a:extLst>
                         <a:ext uri="{28A0092B-C50C-407E-A947-70E740481C1C}">
                           <a14:useLocalDpi xmlns:a14="http://schemas.microsoft.com/office/drawing/2010/main" val="0"/>
@@ -40,7 +41,7 @@
                   <pic:spPr bwMode="auto">
                     <a:xfrm>
                       <a:off x="0" y="0"/>
-                      <a:ext cx="6125940" cy="4292085"/>
+                      <a:ext cx="5943600" cy="4371975"/>
                     </a:xfrm>
                     <a:prstGeom prst="rect">
                       <a:avLst/>
@@ -57,110 +58,228 @@
         </w:drawing>
       </w:r>
     </w:p>
+    <w:tbl>
+      <w:tblPr>
+        <w:tblW w:w="6040" w:type="dxa"/>
+        <w:tblLook w:val="04A0" w:firstRow="1" w:lastRow="0" w:firstColumn="1" w:lastColumn="0" w:noHBand="0" w:noVBand="1"/>
+      </w:tblPr>
+      <w:tblGrid>
+        <w:gridCol w:w="440"/>
+        <w:gridCol w:w="440"/>
+        <w:gridCol w:w="5160"/>
+      </w:tblGrid>
+      <w:tr>
+        <w:trPr>
+          <w:trHeight w:val="300"/>
+        </w:trPr>
+        <w:tc>
+          <w:tcPr>
+            <w:tcW w:w="440" w:type="dxa"/>
+            <w:tcBorders>
+              <w:top w:val="nil"/>
+              <w:left w:val="nil"/>
+              <w:bottom w:val="nil"/>
+              <w:right w:val="nil"/>
+            </w:tcBorders>
+            <w:shd w:val="clear" w:color="000000" w:fill="548235"/>
+            <w:noWrap/>
+            <w:vAlign w:val="bottom"/>
+            <w:hideMark/>
+          </w:tcPr>
+          <w:p>
+            <w:pPr>
+              <w:spacing w:after="0" w:line="240" w:lineRule="auto"/>
+              <w:rPr>
+                <w:rFonts w:ascii="Calibri" w:eastAsia="Times New Roman" w:hAnsi="Calibri" w:cs="Calibri"/>
+                <w:color w:val="000000"/>
+                <w:kern w:val="0"/>
+                <w:sz w:val="22"/>
+                <w:szCs w:val="22"/>
+                <w14:ligatures w14:val="none"/>
+              </w:rPr>
+            </w:pPr>
+            <w:r>
+              <w:rPr>
+                <w:rFonts w:ascii="Calibri" w:eastAsia="Times New Roman" w:hAnsi="Calibri" w:cs="Calibri"/>
+                <w:color w:val="000000"/>
+                <w:kern w:val="0"/>
+                <w:sz w:val="22"/>
+                <w:szCs w:val="22"/>
+                <w14:ligatures w14:val="none"/>
+              </w:rPr>
+              <w:t> </w:t>
+            </w:r>
+          </w:p>
+        </w:tc>
+        <w:tc>
+          <w:tcPr>
+            <w:tcW w:w="440" w:type="dxa"/>
+            <w:tcBorders>
+              <w:top w:val="nil"/>
+              <w:left w:val="nil"/>
+              <w:bottom w:val="nil"/>
+              <w:right w:val="nil"/>
+            </w:tcBorders>
+            <w:noWrap/>
+            <w:vAlign w:val="bottom"/>
+            <w:hideMark/>
+          </w:tcPr>
+          <w:p>
+            <w:pPr>
+              <w:spacing w:after="0" w:line="240" w:lineRule="auto"/>
+              <w:rPr>
+                <w:rFonts w:ascii="Calibri" w:eastAsia="Times New Roman" w:hAnsi="Calibri" w:cs="Calibri"/>
+                <w:color w:val="000000"/>
+                <w:kern w:val="0"/>
+                <w:sz w:val="22"/>
+                <w:szCs w:val="22"/>
+                <w14:ligatures w14:val="none"/>
+              </w:rPr>
+            </w:pPr>
+          </w:p>
+        </w:tc>
+        <w:tc>
+          <w:tcPr>
+            <w:tcW w:w="5160" w:type="dxa"/>
+            <w:tcBorders>
+              <w:top w:val="nil"/>
+              <w:left w:val="nil"/>
+              <w:bottom w:val="nil"/>
+              <w:right w:val="nil"/>
+            </w:tcBorders>
+            <w:noWrap/>
+            <w:vAlign w:val="bottom"/>
+            <w:hideMark/>
+          </w:tcPr>
+          <w:p>
+            <w:pPr>
+              <w:spacing w:after="0" w:line="240" w:lineRule="auto"/>
+              <w:rPr>
+                <w:rFonts w:ascii="Calibri" w:eastAsia="Times New Roman" w:hAnsi="Calibri" w:cs="Calibri"/>
+                <w:color w:val="000000"/>
+                <w:kern w:val="0"/>
+                <w:sz w:val="22"/>
+                <w:szCs w:val="22"/>
+                <w14:ligatures w14:val="none"/>
+              </w:rPr>
+            </w:pPr>
+            <w:r>
+              <w:rPr>
+                <w:rFonts w:ascii="Calibri" w:eastAsia="Times New Roman" w:hAnsi="Calibri" w:cs="Calibri"/>
+                <w:color w:val="000000"/>
+                <w:kern w:val="0"/>
+                <w:sz w:val="22"/>
+                <w:szCs w:val="22"/>
+                <w14:ligatures w14:val="none"/>
+              </w:rPr>
+              <w:t>Organism has intrinsic resistance to the antimicrobial</w:t>
+            </w:r>
+          </w:p>
+        </w:tc>
+      </w:tr>
+    </w:tbl>
     <w:p/>
     <w:p>
-      <w:pPr>
-        <w:spacing w:after="0" w:line="240" w:lineRule="auto"/>
+      <w:r>
         <w:rPr>
-          <w:rFonts w:ascii="Calibri" w:eastAsia="Times New Roman" w:hAnsi="Calibri" w:cs="Calibri"/>
-          <w:color w:val="000000"/>
-          <w:kern w:val="0"/>
-          <w14:ligatures w14:val="none"/>
+          <w:b/>
+          <w:bCs/>
         </w:rPr>
-      </w:pPr>
+        <w:t xml:space="preserve">2025- Vancomycin Resistant Enterococcus isolates: </w:t>
+      </w:r>
+      <w:r>
+        <w:t xml:space="preserve"> 4 VRE;  </w:t>
+      </w:r>
       <w:r>
         <w:rPr>
-          <w:rFonts w:ascii="Calibri" w:eastAsia="Times New Roman" w:hAnsi="Calibri" w:cs="Calibri"/>
-          <w:color w:val="000000"/>
-          <w:kern w:val="0"/>
-          <w14:ligatures w14:val="none"/>
+          <w:i/>
+          <w:iCs/>
         </w:rPr>
-        <w:t> </w:t>
+        <w:t>E. faecium</w:t>
+      </w:r>
+      <w:r>
+        <w:t xml:space="preserve">, </w:t>
       </w:r>
       <w:r>
         <w:rPr>
-          <w:noProof/>
+          <w:i/>
+          <w:iCs/>
         </w:rPr>
-        <w:drawing>
-          <wp:inline distT="0" distB="0" distL="0" distR="0" wp14:anchorId="3AAF166C" wp14:editId="4D4D5258">
-            <wp:extent cx="295275" cy="200025"/>
-            <wp:effectExtent l="0" t="0" r="9525" b="9525"/>
-            <wp:docPr id="1004022912" name="Picture 2"/>
-            <wp:cNvGraphicFramePr>
-              <a:graphicFrameLocks xmlns:a="http://schemas.openxmlformats.org/drawingml/2006/main" noChangeAspect="1"/>
-            </wp:cNvGraphicFramePr>
-            <a:graphic xmlns:a="http://schemas.openxmlformats.org/drawingml/2006/main">
-              <a:graphicData uri="http://schemas.openxmlformats.org/drawingml/2006/picture">
-                <pic:pic xmlns:pic="http://schemas.openxmlformats.org/drawingml/2006/picture">
-                  <pic:nvPicPr>
-                    <pic:cNvPr id="0" name="Picture 2"/>
-                    <pic:cNvPicPr>
-                      <a:picLocks noChangeAspect="1" noChangeArrowheads="1"/>
-                    </pic:cNvPicPr>
-                  </pic:nvPicPr>
-                  <pic:blipFill>
-                    <a:blip r:embed="rId7">
-                      <a:extLst>
-                        <a:ext uri="{28A0092B-C50C-407E-A947-70E740481C1C}">
-                          <a14:useLocalDpi xmlns:a14="http://schemas.microsoft.com/office/drawing/2010/main" val="0"/>
-                        </a:ext>
-                      </a:extLst>
-                    </a:blip>
-                    <a:srcRect/>
-                    <a:stretch>
-                      <a:fillRect/>
-                    </a:stretch>
-                  </pic:blipFill>
-                  <pic:spPr bwMode="auto">
-                    <a:xfrm>
-                      <a:off x="0" y="0"/>
-                      <a:ext cx="295275" cy="200025"/>
-                    </a:xfrm>
-                    <a:prstGeom prst="rect">
-                      <a:avLst/>
-                    </a:prstGeom>
-                    <a:noFill/>
-                    <a:ln>
-                      <a:noFill/>
-                    </a:ln>
-                  </pic:spPr>
-                </pic:pic>
-              </a:graphicData>
-            </a:graphic>
-          </wp:inline>
-        </w:drawing>
-      </w:r>
+        <w:t xml:space="preserve">E. </w:t>
+      </w:r>
+      <w:proofErr w:type="spellStart"/>
       <w:r>
         <w:rPr>
-          <w:rFonts w:ascii="Calibri" w:eastAsia="Times New Roman" w:hAnsi="Calibri" w:cs="Calibri"/>
-          <w:color w:val="000000"/>
-          <w:kern w:val="0"/>
-          <w14:ligatures w14:val="none"/>
+          <w:i/>
+          <w:iCs/>
         </w:rPr>
-        <w:t xml:space="preserve"> Organism has intrinsic resistance to the antibiotic.</w:t>
-      </w:r>
+        <w:t>gallinarum</w:t>
+      </w:r>
+      <w:proofErr w:type="spellEnd"/>
+      <w:r>
+        <w:rPr>
+          <w:i/>
+          <w:iCs/>
+        </w:rPr>
+        <w:t>,</w:t>
+      </w:r>
+      <w:r>
+        <w:t xml:space="preserve"> and </w:t>
+      </w:r>
+      <w:r>
+        <w:rPr>
+          <w:i/>
+          <w:iCs/>
+        </w:rPr>
+        <w:t xml:space="preserve">E. </w:t>
+      </w:r>
+      <w:proofErr w:type="spellStart"/>
+      <w:r>
+        <w:rPr>
+          <w:i/>
+          <w:iCs/>
+        </w:rPr>
+        <w:t>casseliflavus</w:t>
+      </w:r>
+      <w:proofErr w:type="spellEnd"/>
     </w:p>
     <w:p>
-      <w:pPr>
-        <w:spacing w:after="0" w:line="240" w:lineRule="auto"/>
+      <w:r>
         <w:rPr>
-          <w:rFonts w:ascii="Calibri" w:eastAsia="Times New Roman" w:hAnsi="Calibri" w:cs="Calibri"/>
-          <w:color w:val="000000"/>
-          <w:kern w:val="0"/>
-          <w14:ligatures w14:val="none"/>
+          <w:b/>
+          <w:bCs/>
         </w:rPr>
-      </w:pPr>
-    </w:p>
-    <w:p>
-      <w:pPr>
-        <w:spacing w:after="0" w:line="240" w:lineRule="auto"/>
+        <w:t xml:space="preserve">2025 ESBL isolates: </w:t>
+      </w:r>
+      <w:r>
+        <w:t xml:space="preserve"> 18 total specimens with </w:t>
+      </w:r>
+      <w:r>
+        <w:t>extended</w:t>
+      </w:r>
+      <w:r>
+        <w:t xml:space="preserve"> spectrum beta-lactamase (ESBL) producing gram negative bacillus.  14- </w:t>
+      </w:r>
+      <w:r>
         <w:rPr>
-          <w:rFonts w:ascii="Calibri" w:eastAsia="Times New Roman" w:hAnsi="Calibri" w:cs="Calibri"/>
-          <w:color w:val="000000"/>
-          <w:kern w:val="0"/>
-          <w14:ligatures w14:val="none"/>
+          <w:i/>
+          <w:iCs/>
         </w:rPr>
-      </w:pPr>
+        <w:t>E.coli</w:t>
+      </w:r>
+      <w:r>
+        <w:t xml:space="preserve">, 4 </w:t>
+      </w:r>
+      <w:r>
+        <w:rPr>
+          <w:i/>
+          <w:iCs/>
+        </w:rPr>
+        <w:t>Klebsiella pneumoniae</w:t>
+      </w:r>
+      <w:r>
+        <w:t>.</w:t>
+      </w:r>
     </w:p>
     <w:p>
       <w:pPr>
@@ -174,91 +293,10 @@
           <w:b/>
           <w:bCs/>
         </w:rPr>
-        <w:t>2024</w:t>
-      </w:r>
-      <w:r>
-        <w:rPr>
-          <w:b/>
-          <w:bCs/>
-        </w:rPr>
-        <w:t>- Vancomycin Resistant Enterococcus isolates:</w:t>
-      </w:r>
-      <w:r>
-        <w:t xml:space="preserve"> 2 VRE</w:t>
-      </w:r>
-      <w:r>
-        <w:t xml:space="preserve">;  </w:t>
-      </w:r>
-      <w:r>
-        <w:rPr>
-          <w:i/>
-          <w:iCs/>
-        </w:rPr>
-        <w:t xml:space="preserve">E. </w:t>
-      </w:r>
-      <w:proofErr w:type="spellStart"/>
-      <w:r>
-        <w:rPr>
-          <w:i/>
-          <w:iCs/>
-        </w:rPr>
-        <w:t>gallinarum</w:t>
-      </w:r>
-      <w:proofErr w:type="spellEnd"/>
-      <w:r>
-        <w:rPr>
-          <w:i/>
-          <w:iCs/>
-        </w:rPr>
-        <w:t>.</w:t>
-      </w:r>
-    </w:p>
-    <w:p>
-      <w:pPr>
-        <w:rPr>
-          <w:i/>
-          <w:iCs/>
-        </w:rPr>
-      </w:pPr>
-    </w:p>
-    <w:p>
-      <w:pPr>
-        <w:rPr>
-          <w:i/>
-          <w:iCs/>
-        </w:rPr>
-      </w:pPr>
-      <w:r>
-        <w:rPr>
-          <w:b/>
-          <w:bCs/>
-        </w:rPr>
-        <w:t>2024 ESBL isolates:</w:t>
-      </w:r>
-      <w:r>
-        <w:t xml:space="preserve"> 20 total specimens with extended spectrum </w:t>
-      </w:r>
-      <w:r>
-        <w:t>beta-lactamase (ESBL) producing gram negative bacillus.  18-</w:t>
-      </w:r>
-      <w:r>
-        <w:rPr>
-          <w:i/>
-          <w:iCs/>
-        </w:rPr>
-        <w:t xml:space="preserve"> </w:t>
-      </w:r>
-      <w:proofErr w:type="spellStart"/>
-      <w:r>
-        <w:rPr>
-          <w:i/>
-          <w:iCs/>
-        </w:rPr>
-        <w:t>Ecoli</w:t>
-      </w:r>
-      <w:proofErr w:type="spellEnd"/>
-      <w:r>
-        <w:t xml:space="preserve">,  2 </w:t>
+        <w:t xml:space="preserve">2025 CRE: </w:t>
+      </w:r>
+      <w:r>
+        <w:t xml:space="preserve">1 </w:t>
       </w:r>
       <w:r>
         <w:rPr>
@@ -267,15 +305,7 @@
         </w:rPr>
         <w:t>Klebsiella pneumoniae</w:t>
       </w:r>
-      <w:r>
-        <w:rPr>
-          <w:i/>
-          <w:iCs/>
-        </w:rPr>
-        <w:t>.</w:t>
-      </w:r>
     </w:p>
-    <w:p/>
     <w:p>
       <w:r>
         <w:rPr>
@@ -287,8 +317,18 @@
         <w:t>: Surrogate test for oral cephalosporins and uncomplicated UTIs.</w:t>
       </w:r>
     </w:p>
+    <w:p/>
+    <w:p>
+      <w:r>
+        <w:t>Reviewed</w:t>
+      </w:r>
+      <w:r>
+        <w:t xml:space="preserve"> 3/19/2026</w:t>
+      </w:r>
+    </w:p>
+    <w:p/>
+    <w:p/>
     <w:sectPr>
-      <w:footerReference w:type="default" r:id="rId8"/>
       <w:pgSz w:w="12240" w:h="15840"/>
       <w:pgMar w:top="1440" w:right="1440" w:bottom="1440" w:left="1440" w:header="720" w:footer="720" w:gutter="0"/>
       <w:cols w:space="720"/>
@@ -298,109 +338,22 @@
 </w:document>
 </file>
 
-<file path=word/endnotes.xml><?xml version="1.0" encoding="utf-8"?>
-<w:endnotes xmlns:wpc="http://schemas.microsoft.com/office/word/2010/wordprocessingCanvas" xmlns:cx="http://schemas.microsoft.com/office/drawing/2014/chartex" xmlns:cx1="http://schemas.microsoft.com/office/drawing/2015/9/8/chartex" xmlns:cx2="http://schemas.microsoft.com/office/drawing/2015/10/21/chartex" xmlns:cx3="http://schemas.microsoft.com/office/drawing/2016/5/9/chartex" xmlns:cx4="http://schemas.microsoft.com/office/drawing/2016/5/10/chartex" xmlns:cx5="http://schemas.microsoft.com/office/drawing/2016/5/11/chartex" xmlns:cx6="http://schemas.microsoft.com/office/drawing/2016/5/12/chartex" xmlns:cx7="http://schemas.microsoft.com/office/drawing/2016/5/13/chartex" xmlns:cx8="http://schemas.microsoft.com/office/drawing/2016/5/14/chartex" xmlns:mc="http://schemas.openxmlformats.org/markup-compatibility/2006" xmlns:aink="http://schemas.microsoft.com/office/drawing/2016/ink" xmlns:am3d="http://schemas.microsoft.com/office/drawing/2017/model3d" xmlns:o="urn:schemas-microsoft-com:office:office" xmlns:oel="http://schemas.microsoft.com/office/2019/extlst" xmlns:r="http://schemas.openxmlformats.org/officeDocument/2006/relationships" xmlns:m="http://schemas.openxmlformats.org/officeDocument/2006/math" xmlns:v="urn:schemas-microsoft-com:vml" xmlns:wp14="http://schemas.microsoft.com/office/word/2010/wordprocessingDrawing" xmlns:wp="http://schemas.openxmlformats.org/drawingml/2006/wordprocessingDrawing" xmlns:w10="urn:schemas-microsoft-com:office:word" xmlns:w="http://schemas.openxmlformats.org/wordprocessingml/2006/main" xmlns:w14="http://schemas.microsoft.com/office/word/2010/wordml" xmlns:w15="http://schemas.microsoft.com/office/word/2012/wordml" xmlns:w16cex="http://schemas.microsoft.com/office/word/2018/wordml/cex" xmlns:w16cid="http://schemas.microsoft.com/office/word/2016/wordml/cid" xmlns:w16="http://schemas.microsoft.com/office/word/2018/wordml" xmlns:w16sdtdh="http://schemas.microsoft.com/office/word/2020/wordml/sdtdatahash" xmlns:w16se="http://schemas.microsoft.com/office/word/2015/wordml/symex" xmlns:wpg="http://schemas.microsoft.com/office/word/2010/wordprocessingGroup" xmlns:wpi="http://schemas.microsoft.com/office/word/2010/wordprocessingInk" xmlns:wne="http://schemas.microsoft.com/office/word/2006/wordml" xmlns:wps="http://schemas.microsoft.com/office/word/2010/wordprocessingShape" mc:Ignorable="w14 w15 w16se w16cid w16 w16cex w16sdtdh wp14">
-  <w:endnote w:type="separator" w:id="-1">
-    <w:p>
-      <w:pPr>
-        <w:spacing w:after="0" w:line="240" w:lineRule="auto"/>
-      </w:pPr>
-      <w:r>
-        <w:separator/>
-      </w:r>
-    </w:p>
-  </w:endnote>
-  <w:endnote w:type="continuationSeparator" w:id="0">
-    <w:p>
-      <w:pPr>
-        <w:spacing w:after="0" w:line="240" w:lineRule="auto"/>
-      </w:pPr>
-      <w:r>
-        <w:continuationSeparator/>
-      </w:r>
-    </w:p>
-  </w:endnote>
-</w:endnotes>
-</file>
-
-<file path=word/footer1.xml><?xml version="1.0" encoding="utf-8"?>
-<w:ftr xmlns:wpc="http://schemas.microsoft.com/office/word/2010/wordprocessingCanvas" xmlns:cx="http://schemas.microsoft.com/office/drawing/2014/chartex" xmlns:cx1="http://schemas.microsoft.com/office/drawing/2015/9/8/chartex" xmlns:cx2="http://schemas.microsoft.com/office/drawing/2015/10/21/chartex" xmlns:cx3="http://schemas.microsoft.com/office/drawing/2016/5/9/chartex" xmlns:cx4="http://schemas.microsoft.com/office/drawing/2016/5/10/chartex" xmlns:cx5="http://schemas.microsoft.com/office/drawing/2016/5/11/chartex" xmlns:cx6="http://schemas.microsoft.com/office/drawing/2016/5/12/chartex" xmlns:cx7="http://schemas.microsoft.com/office/drawing/2016/5/13/chartex" xmlns:cx8="http://schemas.microsoft.com/office/drawing/2016/5/14/chartex" xmlns:mc="http://schemas.openxmlformats.org/markup-compatibility/2006" xmlns:aink="http://schemas.microsoft.com/office/drawing/2016/ink" xmlns:am3d="http://schemas.microsoft.com/office/drawing/2017/model3d" xmlns:o="urn:schemas-microsoft-com:office:office" xmlns:oel="http://schemas.microsoft.com/office/2019/extlst" xmlns:r="http://schemas.openxmlformats.org/officeDocument/2006/relationships" xmlns:m="http://schemas.openxmlformats.org/officeDocument/2006/math" xmlns:v="urn:schemas-microsoft-com:vml" xmlns:wp14="http://schemas.microsoft.com/office/word/2010/wordprocessingDrawing" xmlns:wp="http://schemas.openxmlformats.org/drawingml/2006/wordprocessingDrawing" xmlns:w10="urn:schemas-microsoft-com:office:word" xmlns:w="http://schemas.openxmlformats.org/wordprocessingml/2006/main" xmlns:w14="http://schemas.microsoft.com/office/word/2010/wordml" xmlns:w15="http://schemas.microsoft.com/office/word/2012/wordml" xmlns:w16cex="http://schemas.microsoft.com/office/word/2018/wordml/cex" xmlns:w16cid="http://schemas.microsoft.com/office/word/2016/wordml/cid" xmlns:w16="http://schemas.microsoft.com/office/word/2018/wordml" xmlns:w16sdtdh="http://schemas.microsoft.com/office/word/2020/wordml/sdtdatahash" xmlns:w16se="http://schemas.microsoft.com/office/word/2015/wordml/symex" xmlns:wpg="http://schemas.microsoft.com/office/word/2010/wordprocessingGroup" xmlns:wpi="http://schemas.microsoft.com/office/word/2010/wordprocessingInk" xmlns:wne="http://schemas.microsoft.com/office/word/2006/wordml" xmlns:wps="http://schemas.microsoft.com/office/word/2010/wordprocessingShape" mc:Ignorable="w14 w15 w16se w16cid w16 w16cex w16sdtdh wp14">
-  <w:p>
-    <w:pPr>
-      <w:rPr>
-        <w:sz w:val="16"/>
-        <w:szCs w:val="16"/>
-      </w:rPr>
-    </w:pPr>
-    <w:r>
-      <w:rPr>
-        <w:sz w:val="16"/>
-        <w:szCs w:val="16"/>
-      </w:rPr>
-      <w:t>Reviewed by Infectious Disease March 2025, no Antimicrobial Clinical Decision Support System order set changes</w:t>
-    </w:r>
-    <w:r>
-      <w:rPr>
-        <w:sz w:val="16"/>
-        <w:szCs w:val="16"/>
-      </w:rPr>
-      <w:t xml:space="preserve"> indicated</w:t>
-    </w:r>
-  </w:p>
-  <w:p>
-    <w:pPr>
-      <w:pStyle w:val="Footer"/>
-    </w:pPr>
-  </w:p>
-  <w:p>
-    <w:pPr>
-      <w:pStyle w:val="Footer"/>
-    </w:pPr>
-  </w:p>
-</w:ftr>
-</file>
-
-<file path=word/footnotes.xml><?xml version="1.0" encoding="utf-8"?>
-<w:footnotes xmlns:wpc="http://schemas.microsoft.com/office/word/2010/wordprocessingCanvas" xmlns:cx="http://schemas.microsoft.com/office/drawing/2014/chartex" xmlns:cx1="http://schemas.microsoft.com/office/drawing/2015/9/8/chartex" xmlns:cx2="http://schemas.microsoft.com/office/drawing/2015/10/21/chartex" xmlns:cx3="http://schemas.microsoft.com/office/drawing/2016/5/9/chartex" xmlns:cx4="http://schemas.microsoft.com/office/drawing/2016/5/10/chartex" xmlns:cx5="http://schemas.microsoft.com/office/drawing/2016/5/11/chartex" xmlns:cx6="http://schemas.microsoft.com/office/drawing/2016/5/12/chartex" xmlns:cx7="http://schemas.microsoft.com/office/drawing/2016/5/13/chartex" xmlns:cx8="http://schemas.microsoft.com/office/drawing/2016/5/14/chartex" xmlns:mc="http://schemas.openxmlformats.org/markup-compatibility/2006" xmlns:aink="http://schemas.microsoft.com/office/drawing/2016/ink" xmlns:am3d="http://schemas.microsoft.com/office/drawing/2017/model3d" xmlns:o="urn:schemas-microsoft-com:office:office" xmlns:oel="http://schemas.microsoft.com/office/2019/extlst" xmlns:r="http://schemas.openxmlformats.org/officeDocument/2006/relationships" xmlns:m="http://schemas.openxmlformats.org/officeDocument/2006/math" xmlns:v="urn:schemas-microsoft-com:vml" xmlns:wp14="http://schemas.microsoft.com/office/word/2010/wordprocessingDrawing" xmlns:wp="http://schemas.openxmlformats.org/drawingml/2006/wordprocessingDrawing" xmlns:w10="urn:schemas-microsoft-com:office:word" xmlns:w="http://schemas.openxmlformats.org/wordprocessingml/2006/main" xmlns:w14="http://schemas.microsoft.com/office/word/2010/wordml" xmlns:w15="http://schemas.microsoft.com/office/word/2012/wordml" xmlns:w16cex="http://schemas.microsoft.com/office/word/2018/wordml/cex" xmlns:w16cid="http://schemas.microsoft.com/office/word/2016/wordml/cid" xmlns:w16="http://schemas.microsoft.com/office/word/2018/wordml" xmlns:w16sdtdh="http://schemas.microsoft.com/office/word/2020/wordml/sdtdatahash" xmlns:w16se="http://schemas.microsoft.com/office/word/2015/wordml/symex" xmlns:wpg="http://schemas.microsoft.com/office/word/2010/wordprocessingGroup" xmlns:wpi="http://schemas.microsoft.com/office/word/2010/wordprocessingInk" xmlns:wne="http://schemas.microsoft.com/office/word/2006/wordml" xmlns:wps="http://schemas.microsoft.com/office/word/2010/wordprocessingShape" mc:Ignorable="w14 w15 w16se w16cid w16 w16cex w16sdtdh wp14">
-  <w:footnote w:type="separator" w:id="-1">
-    <w:p>
-      <w:pPr>
-        <w:spacing w:after="0" w:line="240" w:lineRule="auto"/>
-      </w:pPr>
-      <w:r>
-        <w:separator/>
-      </w:r>
-    </w:p>
-  </w:footnote>
-  <w:footnote w:type="continuationSeparator" w:id="0">
-    <w:p>
-      <w:pPr>
-        <w:spacing w:after="0" w:line="240" w:lineRule="auto"/>
-      </w:pPr>
-      <w:r>
-        <w:continuationSeparator/>
-      </w:r>
-    </w:p>
-  </w:footnote>
-</w:footnotes>
-</file>
-
 <file path=word/styles.xml><?xml version="1.0" encoding="utf-8"?>
-<w:styles xmlns:mc="http://schemas.openxmlformats.org/markup-compatibility/2006" xmlns:r="http://schemas.openxmlformats.org/officeDocument/2006/relationships" xmlns:w="http://schemas.openxmlformats.org/wordprocessingml/2006/main" xmlns:w14="http://schemas.microsoft.com/office/word/2010/wordml" xmlns:w15="http://schemas.microsoft.com/office/word/2012/wordml" xmlns:w16cex="http://schemas.microsoft.com/office/word/2018/wordml/cex" xmlns:w16cid="http://schemas.microsoft.com/office/word/2016/wordml/cid" xmlns:w16="http://schemas.microsoft.com/office/word/2018/wordml" xmlns:w16sdtdh="http://schemas.microsoft.com/office/word/2020/wordml/sdtdatahash" xmlns:w16se="http://schemas.microsoft.com/office/word/2015/wordml/symex" mc:Ignorable="w14 w15 w16se w16cid w16 w16cex w16sdtdh">
+<w:styles xmlns:mc="http://schemas.openxmlformats.org/markup-compatibility/2006" xmlns:r="http://schemas.openxmlformats.org/officeDocument/2006/relationships" xmlns:w="http://schemas.openxmlformats.org/wordprocessingml/2006/main" xmlns:w14="http://schemas.microsoft.com/office/word/2010/wordml" xmlns:w15="http://schemas.microsoft.com/office/word/2012/wordml" xmlns:w16cex="http://schemas.microsoft.com/office/word/2018/wordml/cex" xmlns:w16cid="http://schemas.microsoft.com/office/word/2016/wordml/cid" xmlns:w16="http://schemas.microsoft.com/office/word/2018/wordml" xmlns:w16du="http://schemas.microsoft.com/office/word/2023/wordml/word16du" xmlns:w16sdtdh="http://schemas.microsoft.com/office/word/2020/wordml/sdtdatahash" xmlns:w16sdtfl="http://schemas.microsoft.com/office/word/2024/wordml/sdtformatlock" xmlns:w16se="http://schemas.microsoft.com/office/word/2015/wordml/symex" mc:Ignorable="w14 w15 w16se w16cid w16 w16cex w16sdtdh w16sdtfl w16du">
   <w:docDefaults>
     <w:rPrDefault>
       <w:rPr>
         <w:rFonts w:asciiTheme="minorHAnsi" w:eastAsiaTheme="minorHAnsi" w:hAnsiTheme="minorHAnsi" w:cstheme="minorBidi"/>
         <w:kern w:val="2"/>
-        <w:sz w:val="22"/>
-        <w:szCs w:val="22"/>
+        <w:sz w:val="24"/>
+        <w:szCs w:val="24"/>
         <w:lang w:val="en-US" w:eastAsia="en-US" w:bidi="ar-SA"/>
         <w14:ligatures w14:val="standardContextual"/>
       </w:rPr>
     </w:rPrDefault>
     <w:pPrDefault>
       <w:pPr>
-        <w:spacing w:after="160" w:line="259" w:lineRule="auto"/>
+        <w:spacing w:after="160" w:line="278" w:lineRule="auto"/>
       </w:pPr>
     </w:pPrDefault>
   </w:docDefaults>
@@ -786,6 +739,205 @@
     <w:name w:val="Normal"/>
     <w:qFormat/>
   </w:style>
+  <w:style w:type="paragraph" w:styleId="Heading1">
+    <w:name w:val="heading 1"/>
+    <w:basedOn w:val="Normal"/>
+    <w:next w:val="Normal"/>
+    <w:link w:val="Heading1Char"/>
+    <w:uiPriority w:val="9"/>
+    <w:qFormat/>
+    <w:rsid w:val="009777AC"/>
+    <w:pPr>
+      <w:keepNext/>
+      <w:keepLines/>
+      <w:spacing w:before="360" w:after="80"/>
+      <w:outlineLvl w:val="0"/>
+    </w:pPr>
+    <w:rPr>
+      <w:rFonts w:asciiTheme="majorHAnsi" w:eastAsiaTheme="majorEastAsia" w:hAnsiTheme="majorHAnsi" w:cstheme="majorBidi"/>
+      <w:color w:val="0F4761" w:themeColor="accent1" w:themeShade="BF"/>
+      <w:sz w:val="40"/>
+      <w:szCs w:val="40"/>
+    </w:rPr>
+  </w:style>
+  <w:style w:type="paragraph" w:styleId="Heading2">
+    <w:name w:val="heading 2"/>
+    <w:basedOn w:val="Normal"/>
+    <w:next w:val="Normal"/>
+    <w:link w:val="Heading2Char"/>
+    <w:uiPriority w:val="9"/>
+    <w:semiHidden/>
+    <w:unhideWhenUsed/>
+    <w:qFormat/>
+    <w:rsid w:val="009777AC"/>
+    <w:pPr>
+      <w:keepNext/>
+      <w:keepLines/>
+      <w:spacing w:before="160" w:after="80"/>
+      <w:outlineLvl w:val="1"/>
+    </w:pPr>
+    <w:rPr>
+      <w:rFonts w:asciiTheme="majorHAnsi" w:eastAsiaTheme="majorEastAsia" w:hAnsiTheme="majorHAnsi" w:cstheme="majorBidi"/>
+      <w:color w:val="0F4761" w:themeColor="accent1" w:themeShade="BF"/>
+      <w:sz w:val="32"/>
+      <w:szCs w:val="32"/>
+    </w:rPr>
+  </w:style>
+  <w:style w:type="paragraph" w:styleId="Heading3">
+    <w:name w:val="heading 3"/>
+    <w:basedOn w:val="Normal"/>
+    <w:next w:val="Normal"/>
+    <w:link w:val="Heading3Char"/>
+    <w:uiPriority w:val="9"/>
+    <w:semiHidden/>
+    <w:unhideWhenUsed/>
+    <w:qFormat/>
+    <w:rsid w:val="009777AC"/>
+    <w:pPr>
+      <w:keepNext/>
+      <w:keepLines/>
+      <w:spacing w:before="160" w:after="80"/>
+      <w:outlineLvl w:val="2"/>
+    </w:pPr>
+    <w:rPr>
+      <w:rFonts w:eastAsiaTheme="majorEastAsia" w:cstheme="majorBidi"/>
+      <w:color w:val="0F4761" w:themeColor="accent1" w:themeShade="BF"/>
+      <w:sz w:val="28"/>
+      <w:szCs w:val="28"/>
+    </w:rPr>
+  </w:style>
+  <w:style w:type="paragraph" w:styleId="Heading4">
+    <w:name w:val="heading 4"/>
+    <w:basedOn w:val="Normal"/>
+    <w:next w:val="Normal"/>
+    <w:link w:val="Heading4Char"/>
+    <w:uiPriority w:val="9"/>
+    <w:semiHidden/>
+    <w:unhideWhenUsed/>
+    <w:qFormat/>
+    <w:rsid w:val="009777AC"/>
+    <w:pPr>
+      <w:keepNext/>
+      <w:keepLines/>
+      <w:spacing w:before="80" w:after="40"/>
+      <w:outlineLvl w:val="3"/>
+    </w:pPr>
+    <w:rPr>
+      <w:rFonts w:eastAsiaTheme="majorEastAsia" w:cstheme="majorBidi"/>
+      <w:i/>
+      <w:iCs/>
+      <w:color w:val="0F4761" w:themeColor="accent1" w:themeShade="BF"/>
+    </w:rPr>
+  </w:style>
+  <w:style w:type="paragraph" w:styleId="Heading5">
+    <w:name w:val="heading 5"/>
+    <w:basedOn w:val="Normal"/>
+    <w:next w:val="Normal"/>
+    <w:link w:val="Heading5Char"/>
+    <w:uiPriority w:val="9"/>
+    <w:semiHidden/>
+    <w:unhideWhenUsed/>
+    <w:qFormat/>
+    <w:rsid w:val="009777AC"/>
+    <w:pPr>
+      <w:keepNext/>
+      <w:keepLines/>
+      <w:spacing w:before="80" w:after="40"/>
+      <w:outlineLvl w:val="4"/>
+    </w:pPr>
+    <w:rPr>
+      <w:rFonts w:eastAsiaTheme="majorEastAsia" w:cstheme="majorBidi"/>
+      <w:color w:val="0F4761" w:themeColor="accent1" w:themeShade="BF"/>
+    </w:rPr>
+  </w:style>
+  <w:style w:type="paragraph" w:styleId="Heading6">
+    <w:name w:val="heading 6"/>
+    <w:basedOn w:val="Normal"/>
+    <w:next w:val="Normal"/>
+    <w:link w:val="Heading6Char"/>
+    <w:uiPriority w:val="9"/>
+    <w:semiHidden/>
+    <w:unhideWhenUsed/>
+    <w:qFormat/>
+    <w:rsid w:val="009777AC"/>
+    <w:pPr>
+      <w:keepNext/>
+      <w:keepLines/>
+      <w:spacing w:before="40" w:after="0"/>
+      <w:outlineLvl w:val="5"/>
+    </w:pPr>
+    <w:rPr>
+      <w:rFonts w:eastAsiaTheme="majorEastAsia" w:cstheme="majorBidi"/>
+      <w:i/>
+      <w:iCs/>
+      <w:color w:val="595959" w:themeColor="text1" w:themeTint="A6"/>
+    </w:rPr>
+  </w:style>
+  <w:style w:type="paragraph" w:styleId="Heading7">
+    <w:name w:val="heading 7"/>
+    <w:basedOn w:val="Normal"/>
+    <w:next w:val="Normal"/>
+    <w:link w:val="Heading7Char"/>
+    <w:uiPriority w:val="9"/>
+    <w:semiHidden/>
+    <w:unhideWhenUsed/>
+    <w:qFormat/>
+    <w:rsid w:val="009777AC"/>
+    <w:pPr>
+      <w:keepNext/>
+      <w:keepLines/>
+      <w:spacing w:before="40" w:after="0"/>
+      <w:outlineLvl w:val="6"/>
+    </w:pPr>
+    <w:rPr>
+      <w:rFonts w:eastAsiaTheme="majorEastAsia" w:cstheme="majorBidi"/>
+      <w:color w:val="595959" w:themeColor="text1" w:themeTint="A6"/>
+    </w:rPr>
+  </w:style>
+  <w:style w:type="paragraph" w:styleId="Heading8">
+    <w:name w:val="heading 8"/>
+    <w:basedOn w:val="Normal"/>
+    <w:next w:val="Normal"/>
+    <w:link w:val="Heading8Char"/>
+    <w:uiPriority w:val="9"/>
+    <w:semiHidden/>
+    <w:unhideWhenUsed/>
+    <w:qFormat/>
+    <w:rsid w:val="009777AC"/>
+    <w:pPr>
+      <w:keepNext/>
+      <w:keepLines/>
+      <w:spacing w:after="0"/>
+      <w:outlineLvl w:val="7"/>
+    </w:pPr>
+    <w:rPr>
+      <w:rFonts w:eastAsiaTheme="majorEastAsia" w:cstheme="majorBidi"/>
+      <w:i/>
+      <w:iCs/>
+      <w:color w:val="272727" w:themeColor="text1" w:themeTint="D8"/>
+    </w:rPr>
+  </w:style>
+  <w:style w:type="paragraph" w:styleId="Heading9">
+    <w:name w:val="heading 9"/>
+    <w:basedOn w:val="Normal"/>
+    <w:next w:val="Normal"/>
+    <w:link w:val="Heading9Char"/>
+    <w:uiPriority w:val="9"/>
+    <w:semiHidden/>
+    <w:unhideWhenUsed/>
+    <w:qFormat/>
+    <w:rsid w:val="009777AC"/>
+    <w:pPr>
+      <w:keepNext/>
+      <w:keepLines/>
+      <w:spacing w:after="0"/>
+      <w:outlineLvl w:val="8"/>
+    </w:pPr>
+    <w:rPr>
+      <w:rFonts w:eastAsiaTheme="majorEastAsia" w:cstheme="majorBidi"/>
+      <w:color w:val="272727" w:themeColor="text1" w:themeTint="D8"/>
+    </w:rPr>
+  </w:style>
   <w:style w:type="character" w:default="1" w:styleId="DefaultParagraphFont">
     <w:name w:val="Default Paragraph Font"/>
     <w:uiPriority w:val="1"/>
@@ -813,49 +965,295 @@
     <w:semiHidden/>
     <w:unhideWhenUsed/>
   </w:style>
-  <w:style w:type="paragraph" w:styleId="Header">
-    <w:name w:val="header"/>
+  <w:style w:type="character" w:customStyle="1" w:styleId="Heading1Char">
+    <w:name w:val="Heading 1 Char"/>
+    <w:basedOn w:val="DefaultParagraphFont"/>
+    <w:link w:val="Heading1"/>
+    <w:uiPriority w:val="9"/>
+    <w:rsid w:val="009777AC"/>
+    <w:rPr>
+      <w:rFonts w:asciiTheme="majorHAnsi" w:eastAsiaTheme="majorEastAsia" w:hAnsiTheme="majorHAnsi" w:cstheme="majorBidi"/>
+      <w:color w:val="0F4761" w:themeColor="accent1" w:themeShade="BF"/>
+      <w:sz w:val="40"/>
+      <w:szCs w:val="40"/>
+    </w:rPr>
+  </w:style>
+  <w:style w:type="character" w:customStyle="1" w:styleId="Heading2Char">
+    <w:name w:val="Heading 2 Char"/>
+    <w:basedOn w:val="DefaultParagraphFont"/>
+    <w:link w:val="Heading2"/>
+    <w:uiPriority w:val="9"/>
+    <w:semiHidden/>
+    <w:rsid w:val="009777AC"/>
+    <w:rPr>
+      <w:rFonts w:asciiTheme="majorHAnsi" w:eastAsiaTheme="majorEastAsia" w:hAnsiTheme="majorHAnsi" w:cstheme="majorBidi"/>
+      <w:color w:val="0F4761" w:themeColor="accent1" w:themeShade="BF"/>
+      <w:sz w:val="32"/>
+      <w:szCs w:val="32"/>
+    </w:rPr>
+  </w:style>
+  <w:style w:type="character" w:customStyle="1" w:styleId="Heading3Char">
+    <w:name w:val="Heading 3 Char"/>
+    <w:basedOn w:val="DefaultParagraphFont"/>
+    <w:link w:val="Heading3"/>
+    <w:uiPriority w:val="9"/>
+    <w:semiHidden/>
+    <w:rsid w:val="009777AC"/>
+    <w:rPr>
+      <w:rFonts w:eastAsiaTheme="majorEastAsia" w:cstheme="majorBidi"/>
+      <w:color w:val="0F4761" w:themeColor="accent1" w:themeShade="BF"/>
+      <w:sz w:val="28"/>
+      <w:szCs w:val="28"/>
+    </w:rPr>
+  </w:style>
+  <w:style w:type="character" w:customStyle="1" w:styleId="Heading4Char">
+    <w:name w:val="Heading 4 Char"/>
+    <w:basedOn w:val="DefaultParagraphFont"/>
+    <w:link w:val="Heading4"/>
+    <w:uiPriority w:val="9"/>
+    <w:semiHidden/>
+    <w:rsid w:val="009777AC"/>
+    <w:rPr>
+      <w:rFonts w:eastAsiaTheme="majorEastAsia" w:cstheme="majorBidi"/>
+      <w:i/>
+      <w:iCs/>
+      <w:color w:val="0F4761" w:themeColor="accent1" w:themeShade="BF"/>
+    </w:rPr>
+  </w:style>
+  <w:style w:type="character" w:customStyle="1" w:styleId="Heading5Char">
+    <w:name w:val="Heading 5 Char"/>
+    <w:basedOn w:val="DefaultParagraphFont"/>
+    <w:link w:val="Heading5"/>
+    <w:uiPriority w:val="9"/>
+    <w:semiHidden/>
+    <w:rsid w:val="009777AC"/>
+    <w:rPr>
+      <w:rFonts w:eastAsiaTheme="majorEastAsia" w:cstheme="majorBidi"/>
+      <w:color w:val="0F4761" w:themeColor="accent1" w:themeShade="BF"/>
+    </w:rPr>
+  </w:style>
+  <w:style w:type="character" w:customStyle="1" w:styleId="Heading6Char">
+    <w:name w:val="Heading 6 Char"/>
+    <w:basedOn w:val="DefaultParagraphFont"/>
+    <w:link w:val="Heading6"/>
+    <w:uiPriority w:val="9"/>
+    <w:semiHidden/>
+    <w:rsid w:val="009777AC"/>
+    <w:rPr>
+      <w:rFonts w:eastAsiaTheme="majorEastAsia" w:cstheme="majorBidi"/>
+      <w:i/>
+      <w:iCs/>
+      <w:color w:val="595959" w:themeColor="text1" w:themeTint="A6"/>
+    </w:rPr>
+  </w:style>
+  <w:style w:type="character" w:customStyle="1" w:styleId="Heading7Char">
+    <w:name w:val="Heading 7 Char"/>
+    <w:basedOn w:val="DefaultParagraphFont"/>
+    <w:link w:val="Heading7"/>
+    <w:uiPriority w:val="9"/>
+    <w:semiHidden/>
+    <w:rsid w:val="009777AC"/>
+    <w:rPr>
+      <w:rFonts w:eastAsiaTheme="majorEastAsia" w:cstheme="majorBidi"/>
+      <w:color w:val="595959" w:themeColor="text1" w:themeTint="A6"/>
+    </w:rPr>
+  </w:style>
+  <w:style w:type="character" w:customStyle="1" w:styleId="Heading8Char">
+    <w:name w:val="Heading 8 Char"/>
+    <w:basedOn w:val="DefaultParagraphFont"/>
+    <w:link w:val="Heading8"/>
+    <w:uiPriority w:val="9"/>
+    <w:semiHidden/>
+    <w:rsid w:val="009777AC"/>
+    <w:rPr>
+      <w:rFonts w:eastAsiaTheme="majorEastAsia" w:cstheme="majorBidi"/>
+      <w:i/>
+      <w:iCs/>
+      <w:color w:val="272727" w:themeColor="text1" w:themeTint="D8"/>
+    </w:rPr>
+  </w:style>
+  <w:style w:type="character" w:customStyle="1" w:styleId="Heading9Char">
+    <w:name w:val="Heading 9 Char"/>
+    <w:basedOn w:val="DefaultParagraphFont"/>
+    <w:link w:val="Heading9"/>
+    <w:uiPriority w:val="9"/>
+    <w:semiHidden/>
+    <w:rsid w:val="009777AC"/>
+    <w:rPr>
+      <w:rFonts w:eastAsiaTheme="majorEastAsia" w:cstheme="majorBidi"/>
+      <w:color w:val="272727" w:themeColor="text1" w:themeTint="D8"/>
+    </w:rPr>
+  </w:style>
+  <w:style w:type="paragraph" w:styleId="Title">
+    <w:name w:val="Title"/>
     <w:basedOn w:val="Normal"/>
-    <w:link w:val="HeaderChar"/>
-    <w:uiPriority w:val="99"/>
-    <w:unhideWhenUsed/>
-    <w:rsid w:val="00953D15"/>
+    <w:next w:val="Normal"/>
+    <w:link w:val="TitleChar"/>
+    <w:uiPriority w:val="10"/>
+    <w:qFormat/>
+    <w:rsid w:val="009777AC"/>
     <w:pPr>
-      <w:tabs>
-        <w:tab w:val="center" w:pos="4680"/>
-        <w:tab w:val="right" w:pos="9360"/>
-      </w:tabs>
-      <w:spacing w:after="0" w:line="240" w:lineRule="auto"/>
+      <w:spacing w:after="80" w:line="240" w:lineRule="auto"/>
+      <w:contextualSpacing/>
     </w:pPr>
-  </w:style>
-  <w:style w:type="character" w:customStyle="1" w:styleId="HeaderChar">
-    <w:name w:val="Header Char"/>
+    <w:rPr>
+      <w:rFonts w:asciiTheme="majorHAnsi" w:eastAsiaTheme="majorEastAsia" w:hAnsiTheme="majorHAnsi" w:cstheme="majorBidi"/>
+      <w:spacing w:val="-10"/>
+      <w:kern w:val="28"/>
+      <w:sz w:val="56"/>
+      <w:szCs w:val="56"/>
+    </w:rPr>
+  </w:style>
+  <w:style w:type="character" w:customStyle="1" w:styleId="TitleChar">
+    <w:name w:val="Title Char"/>
     <w:basedOn w:val="DefaultParagraphFont"/>
-    <w:link w:val="Header"/>
-    <w:uiPriority w:val="99"/>
-    <w:rsid w:val="00953D15"/>
-  </w:style>
-  <w:style w:type="paragraph" w:styleId="Footer">
-    <w:name w:val="footer"/>
+    <w:link w:val="Title"/>
+    <w:uiPriority w:val="10"/>
+    <w:rsid w:val="009777AC"/>
+    <w:rPr>
+      <w:rFonts w:asciiTheme="majorHAnsi" w:eastAsiaTheme="majorEastAsia" w:hAnsiTheme="majorHAnsi" w:cstheme="majorBidi"/>
+      <w:spacing w:val="-10"/>
+      <w:kern w:val="28"/>
+      <w:sz w:val="56"/>
+      <w:szCs w:val="56"/>
+    </w:rPr>
+  </w:style>
+  <w:style w:type="paragraph" w:styleId="Subtitle">
+    <w:name w:val="Subtitle"/>
     <w:basedOn w:val="Normal"/>
-    <w:link w:val="FooterChar"/>
-    <w:uiPriority w:val="99"/>
-    <w:unhideWhenUsed/>
-    <w:rsid w:val="00953D15"/>
+    <w:next w:val="Normal"/>
+    <w:link w:val="SubtitleChar"/>
+    <w:uiPriority w:val="11"/>
+    <w:qFormat/>
+    <w:rsid w:val="009777AC"/>
     <w:pPr>
-      <w:tabs>
-        <w:tab w:val="center" w:pos="4680"/>
-        <w:tab w:val="right" w:pos="9360"/>
-      </w:tabs>
-      <w:spacing w:after="0" w:line="240" w:lineRule="auto"/>
+      <w:numPr>
+        <w:ilvl w:val="1"/>
+      </w:numPr>
     </w:pPr>
-  </w:style>
-  <w:style w:type="character" w:customStyle="1" w:styleId="FooterChar">
-    <w:name w:val="Footer Char"/>
+    <w:rPr>
+      <w:rFonts w:eastAsiaTheme="majorEastAsia" w:cstheme="majorBidi"/>
+      <w:color w:val="595959" w:themeColor="text1" w:themeTint="A6"/>
+      <w:spacing w:val="15"/>
+      <w:sz w:val="28"/>
+      <w:szCs w:val="28"/>
+    </w:rPr>
+  </w:style>
+  <w:style w:type="character" w:customStyle="1" w:styleId="SubtitleChar">
+    <w:name w:val="Subtitle Char"/>
     <w:basedOn w:val="DefaultParagraphFont"/>
-    <w:link w:val="Footer"/>
-    <w:uiPriority w:val="99"/>
-    <w:rsid w:val="00953D15"/>
+    <w:link w:val="Subtitle"/>
+    <w:uiPriority w:val="11"/>
+    <w:rsid w:val="009777AC"/>
+    <w:rPr>
+      <w:rFonts w:eastAsiaTheme="majorEastAsia" w:cstheme="majorBidi"/>
+      <w:color w:val="595959" w:themeColor="text1" w:themeTint="A6"/>
+      <w:spacing w:val="15"/>
+      <w:sz w:val="28"/>
+      <w:szCs w:val="28"/>
+    </w:rPr>
+  </w:style>
+  <w:style w:type="paragraph" w:styleId="Quote">
+    <w:name w:val="Quote"/>
+    <w:basedOn w:val="Normal"/>
+    <w:next w:val="Normal"/>
+    <w:link w:val="QuoteChar"/>
+    <w:uiPriority w:val="29"/>
+    <w:qFormat/>
+    <w:rsid w:val="009777AC"/>
+    <w:pPr>
+      <w:spacing w:before="160"/>
+      <w:jc w:val="center"/>
+    </w:pPr>
+    <w:rPr>
+      <w:i/>
+      <w:iCs/>
+      <w:color w:val="404040" w:themeColor="text1" w:themeTint="BF"/>
+    </w:rPr>
+  </w:style>
+  <w:style w:type="character" w:customStyle="1" w:styleId="QuoteChar">
+    <w:name w:val="Quote Char"/>
+    <w:basedOn w:val="DefaultParagraphFont"/>
+    <w:link w:val="Quote"/>
+    <w:uiPriority w:val="29"/>
+    <w:rsid w:val="009777AC"/>
+    <w:rPr>
+      <w:i/>
+      <w:iCs/>
+      <w:color w:val="404040" w:themeColor="text1" w:themeTint="BF"/>
+    </w:rPr>
+  </w:style>
+  <w:style w:type="paragraph" w:styleId="ListParagraph">
+    <w:name w:val="List Paragraph"/>
+    <w:basedOn w:val="Normal"/>
+    <w:uiPriority w:val="34"/>
+    <w:qFormat/>
+    <w:rsid w:val="009777AC"/>
+    <w:pPr>
+      <w:ind w:left="720"/>
+      <w:contextualSpacing/>
+    </w:pPr>
+  </w:style>
+  <w:style w:type="character" w:styleId="IntenseEmphasis">
+    <w:name w:val="Intense Emphasis"/>
+    <w:basedOn w:val="DefaultParagraphFont"/>
+    <w:uiPriority w:val="21"/>
+    <w:qFormat/>
+    <w:rsid w:val="009777AC"/>
+    <w:rPr>
+      <w:i/>
+      <w:iCs/>
+      <w:color w:val="0F4761" w:themeColor="accent1" w:themeShade="BF"/>
+    </w:rPr>
+  </w:style>
+  <w:style w:type="paragraph" w:styleId="IntenseQuote">
+    <w:name w:val="Intense Quote"/>
+    <w:basedOn w:val="Normal"/>
+    <w:next w:val="Normal"/>
+    <w:link w:val="IntenseQuoteChar"/>
+    <w:uiPriority w:val="30"/>
+    <w:qFormat/>
+    <w:rsid w:val="009777AC"/>
+    <w:pPr>
+      <w:pBdr>
+        <w:top w:val="single" w:sz="4" w:space="10" w:color="0F4761" w:themeColor="accent1" w:themeShade="BF"/>
+        <w:bottom w:val="single" w:sz="4" w:space="10" w:color="0F4761" w:themeColor="accent1" w:themeShade="BF"/>
+      </w:pBdr>
+      <w:spacing w:before="360" w:after="360"/>
+      <w:ind w:left="864" w:right="864"/>
+      <w:jc w:val="center"/>
+    </w:pPr>
+    <w:rPr>
+      <w:i/>
+      <w:iCs/>
+      <w:color w:val="0F4761" w:themeColor="accent1" w:themeShade="BF"/>
+    </w:rPr>
+  </w:style>
+  <w:style w:type="character" w:customStyle="1" w:styleId="IntenseQuoteChar">
+    <w:name w:val="Intense Quote Char"/>
+    <w:basedOn w:val="DefaultParagraphFont"/>
+    <w:link w:val="IntenseQuote"/>
+    <w:uiPriority w:val="30"/>
+    <w:rsid w:val="009777AC"/>
+    <w:rPr>
+      <w:i/>
+      <w:iCs/>
+      <w:color w:val="0F4761" w:themeColor="accent1" w:themeShade="BF"/>
+    </w:rPr>
+  </w:style>
+  <w:style w:type="character" w:styleId="IntenseReference">
+    <w:name w:val="Intense Reference"/>
+    <w:basedOn w:val="DefaultParagraphFont"/>
+    <w:uiPriority w:val="32"/>
+    <w:qFormat/>
+    <w:rsid w:val="009777AC"/>
+    <w:rPr>
+      <w:b/>
+      <w:bCs/>
+      <w:smallCaps/>
+      <w:color w:val="0F4761" w:themeColor="accent1" w:themeShade="BF"/>
+      <w:spacing w:val="5"/>
+    </w:rPr>
   </w:style>
 </w:styles>
 </file>
@@ -871,39 +1269,39 @@
         <a:sysClr val="window" lastClr="FFFFFF"/>
       </a:lt1>
       <a:dk2>
-        <a:srgbClr val="44546A"/>
+        <a:srgbClr val="0E2841"/>
       </a:dk2>
       <a:lt2>
-        <a:srgbClr val="E7E6E6"/>
+        <a:srgbClr val="E8E8E8"/>
       </a:lt2>
       <a:accent1>
-        <a:srgbClr val="4472C4"/>
+        <a:srgbClr val="156082"/>
       </a:accent1>
       <a:accent2>
-        <a:srgbClr val="ED7D31"/>
+        <a:srgbClr val="E97132"/>
       </a:accent2>
       <a:accent3>
-        <a:srgbClr val="A5A5A5"/>
+        <a:srgbClr val="196B24"/>
       </a:accent3>
       <a:accent4>
-        <a:srgbClr val="FFC000"/>
+        <a:srgbClr val="0F9ED5"/>
       </a:accent4>
       <a:accent5>
-        <a:srgbClr val="5B9BD5"/>
+        <a:srgbClr val="A02B93"/>
       </a:accent5>
       <a:accent6>
-        <a:srgbClr val="70AD47"/>
+        <a:srgbClr val="4EA72E"/>
       </a:accent6>
       <a:hlink>
-        <a:srgbClr val="0563C1"/>
+        <a:srgbClr val="467886"/>
       </a:hlink>
       <a:folHlink>
-        <a:srgbClr val="954F72"/>
+        <a:srgbClr val="96607D"/>
       </a:folHlink>
     </a:clrScheme>
     <a:fontScheme name="Office">
       <a:majorFont>
-        <a:latin typeface="Calibri Light" panose="020F0302020204030204"/>
+        <a:latin typeface="Aptos Display" panose="02110004020202020204"/>
         <a:ea typeface=""/>
         <a:cs typeface=""/>
         <a:font script="Jpan" typeface="游ゴシック Light"/>
@@ -955,10 +1353,10 @@
         <a:font script="Tfng" typeface="Ebrima"/>
       </a:majorFont>
       <a:minorFont>
-        <a:latin typeface="Calibri" panose="020F0502020204030204"/>
+        <a:latin typeface="Aptos" panose="02110004020202020204"/>
         <a:ea typeface=""/>
         <a:cs typeface=""/>
-        <a:font script="Jpan" typeface="游明朝"/>
+        <a:font script="Jpan" typeface="游ゴシック"/>
         <a:font script="Hang" typeface="맑은 고딕"/>
         <a:font script="Hans" typeface="等线"/>
         <a:font script="Hant" typeface="新細明體"/>
